--- a/arb/docx/16.content.docx
+++ b/arb/docx/16.content.docx
@@ -178,13 +178,6 @@
         <w:rPr>
           <w:lang w:val="ar_AE" w:bidi="ar_AE"/>
         </w:rPr>
-      </w:r>
-      <w:r>
-        <w:rPr>
-          <w:i/>
-          <w:lang w:val="ar_AE" w:bidi="ar_AE"/>
-        </w:rPr>
-        <w:t>نحميا ١: ١, نحميا 1: 1–2: 20, نحميا 1: 2, نحميا 1: 3, نحميا ١: ٤, نحميا 1: 5–11, نحميا 1: 6, نحميا 1: 8–9, نحميا 1: 10, نحميا 1: 11, نحميا ٢: ١, نحميا 2: 2, نحميا 2: 3, نحميا 2: 4, نحميا 2: 5, نحميا 2: 6, نحميا 2: 8, نحميا 2: 9, نحميا 2: 10, نحميا 2: 12–15, نحميا 2: 13, نحميا 2: 14, نحميا 2: 16–17, نحميا 2: 18, نحميا 2: 19, نحميا 2: 20, نحميا 3: 1, نحميا ٣: ١–٥, نحميا 3: 1–32, نحميا ٣: ٣, نحميا 3: 4, نحميا ٣: ٥, نحميا 3: 6, نحميا 3: 6–8, نحميا ٣: ٧, نحميا ٣: ٨, نحميا 3: 9–13, نحميا 3: 11, نحميا ٣: ١٣, نحميا 3: 14, نحميا ٣: ١٤–١٥, نحميا 3: 15, نحميا 3: 16, نحميا ٣: ١٦–٣٢, نحميا ٣: ٢٤, نحميا 3: 25–26, نحميا 3: 28–32, نحميا 4: 2, نحميا 4: 4, نحميا 4: 5, نحميا 4: 6, نحميا 4: 7, نحميا 4: 9, نحميا ٤: ١١, نحميا 4: 12, نحميا 4: 13, نحميا 4: 14, نحميا 4: 15, نحميا 4: 18–19, نحميا 4: 20, نحميا 4: 23, نحميا ٥: ١–١٣, نحميا 5: 2, نحميا 5: 3, نحميا ٥: ٤, نحميا 5: 5, نحميا 5: 6–7, نحميا 5: 9, نحميا 5: 10, نحميا 5: 11, نحميا ٥: ١٢, نحميا 5: 14, نحميا ٥: ١٤–١٩, نحميا 5: 15, نحميا 5: 19, نحميا 6: 1–19, نحميا ٦: ٢, نحميا 6: 6–7, نحميا ٦: ١١, نحميا 6: 15–16, نحميا 7: 1, نحميا 7: 2, نحميا 7: 3, نحميا 7: 4–5, نحميا 7: 6, نحميا 7: 7, نحميا 7: 8–38, نحميا ٧: ٣٩–٦٠, نحميا 7: 60, نحميا ٧: ٦١–٦٢, نحميا ٧: ٦٥, نحميا 7: 66, نحميا 7: 70–72, نحميا 7: 73, نحميا 7: 73–10: 39, نحميا 8: 1, نحميا 8: 2, نحميا 8: 3, نحميا 8: 4, نحميا 8: 5, نحميا 8: 6, نحميا 8: 7–9, نحميا 8: 9–10, نحميا 8: 10, نحميا 8: 15, نحميا 8: 16, نحميا 8: 17, نحميا 8: 18, نحميا 9: 2, نحميا 9: 3, نحميا 9: 5–6, نحميا 9: 5–37, نحميا 9: 7–8, نحميا 9: 9, نحميا 9: 10–11, نحميا 9: 12–21, نحميا 9: 24, نحميا 9: 25, نحميا ٩: ٢٦–٢٧, نحميا 9: 28–31, نحميا 9: 32–37, نحميا 9: 38, نحميا 9: 38–10: 39, نحميا 10: 1–27, نحميا ١٠: ٢٨, نحميا 10: 29, نحميا ١٠: ٣٠, نحميا 10: 30–39, نحميا 10: 31, نحميا 10: 33, نحميا 10: 34, نحميا 10: 35–37, نحميا 10: 37–39, نحميا ١١: ١–٢, نحميا 11: 1–36, نحميا ١١: ٤, نحميا 11: 16, نحميا 11: 17, نحميا 11: 21, نحميا 11: 24, نحميا 11: 30, نحميا 12: 1–9, نحميا 12: 1–26, نحميا 12: 7, نحميا ١٢: ٨–٩, نحميا 12: 10–11, نحميا 12: 12–21, نحميا 12: 27–29, نحميا 12: 27–43, نحميا 12: 30, نحميا 12: 31–37, نحميا 12: 35, نحميا 12: 38–39, نحميا 12: 43, نحميا 12: 44–47, نحميا 12: 46, نحميا 12: 47, نحميا 13: 1–3, نحميا 13: 4–5, نحميا 13: 4–14, نحميا 13: 6, نحميا 13: 8–9, نحميا 13: 10–12, نحميا 13: 13, نحميا 13: 14, نحميا ١٣: ١٥–١٦, نحميا 13: 15–31, نحميا ١٣: ١٩, نحميا 13: 22, نحميا 13: 23–24, نحميا 13: 25, نحميا 13: 26–27, نحميا 13: 28, نحميا 13: 29, نحميا 13: 30–31</w:t>
       </w:r>
       <w:r>
         <w:rPr>

--- a/arb/docx/16.content.docx
+++ b/arb/docx/16.content.docx
@@ -163,21 +163,6 @@
           <w:lang w:val="ar_AE" w:bidi="ar_AE"/>
         </w:rPr>
         <w:t>NEH</w:t>
-      </w:r>
-      <w:r>
-        <w:rPr>
-          <w:lang w:val="ar_AE" w:bidi="ar_AE"/>
-        </w:rPr>
-      </w:r>
-    </w:p>
-    <w:p>
-      <w:pPr>
-        <w:bidi/>
-      </w:pPr>
-      <w:r>
-        <w:rPr>
-          <w:lang w:val="ar_AE" w:bidi="ar_AE"/>
-        </w:rPr>
       </w:r>
       <w:r>
         <w:rPr>

--- a/arb/docx/16.content.docx
+++ b/arb/docx/16.content.docx
@@ -22,7 +22,7 @@
         <w:rPr>
           <w:lang w:val="ar_AE" w:bidi="ar_AE"/>
         </w:rPr>
-        <w:t>Resource: ملاحظات الدراسة (تينديل)</w:t>
+        <w:t>Resource: Tyndale Open Study Notes</w:t>
       </w:r>
       <w:r>
         <w:rPr>
@@ -122,7 +122,7 @@
         <w:rPr>
           <w:lang w:val="ar_AE" w:bidi="ar_AE"/>
         </w:rPr>
-        <w:t>ملاحظات الدراسة (تينديل)</w:t>
+        <w:t>Tyndale Open Study Notes</w:t>
       </w:r>
     </w:p>
     <w:p>

--- a/arb/docx/16.content.docx
+++ b/arb/docx/16.content.docx
@@ -22,7 +22,7 @@
         <w:rPr>
           <w:lang w:val="ar_AE" w:bidi="ar_AE"/>
         </w:rPr>
-        <w:t>Resource: Tyndale Open Study Notes</w:t>
+        <w:t>Resource: Aquifer Open Study Notes</w:t>
       </w:r>
       <w:r>
         <w:rPr>
@@ -122,7 +122,7 @@
         <w:rPr>
           <w:lang w:val="ar_AE" w:bidi="ar_AE"/>
         </w:rPr>
-        <w:t>Tyndale Open Study Notes</w:t>
+        <w:t>Aquifer Open Study Notes</w:t>
       </w:r>
     </w:p>
     <w:p>
